--- a/docs/Tutorial-3-process-stack.docx
+++ b/docs/Tutorial-3-process-stack.docx
@@ -4,77 +4,99 @@
   <w:body>
     <w:p>
       <w:pPr>
-        <w:spacing w:after="20"/>
-      </w:pPr>
-      <w:r>
-        <w:rPr>
-          <w:rFonts w:ascii="Arial" w:cs="Arial" w:eastAsia="Arial" w:hAnsi="Arial"/>
-          <w:b/>
-          <w:bCs/>
-          <w:color w:val="4E6E9E"/>
-          <w:sz w:val="17"/>
-          <w:szCs w:val="17"/>
+        <w:spacing w:after="30"/>
+      </w:pPr>
+      <w:r>
+        <w:rPr>
+          <w:rFonts w:ascii="Arial" w:cs="Arial" w:eastAsia="Arial" w:hAnsi="Arial"/>
+          <w:b/>
+          <w:bCs/>
+          <w:color w:val="3E5C86"/>
+          <w:spacing w:val="20"/>
+          <w:sz w:val="16"/>
+          <w:szCs w:val="16"/>
         </w:rPr>
         <w:t xml:space="preserve">SANDBOX · PROFILE STUDIO — TUTORIAL 3</w:t>
       </w:r>
     </w:p>
     <w:p>
       <w:pPr>
-        <w:spacing w:after="40"/>
-      </w:pPr>
-      <w:r>
-        <w:rPr>
-          <w:rFonts w:ascii="Arial" w:cs="Arial" w:eastAsia="Arial" w:hAnsi="Arial"/>
-          <w:b/>
-          <w:bCs/>
-          <w:color w:val="0E1B2E"/>
-          <w:sz w:val="40"/>
-          <w:szCs w:val="40"/>
+        <w:spacing w:after="60"/>
+      </w:pPr>
+      <w:r>
+        <w:rPr>
+          <w:rFonts w:ascii="Arial" w:cs="Arial" w:eastAsia="Arial" w:hAnsi="Arial"/>
+          <w:b/>
+          <w:bCs/>
+          <w:color w:val="12233B"/>
+          <w:sz w:val="38"/>
+          <w:szCs w:val="38"/>
         </w:rPr>
         <w:t xml:space="preserve">The process stack</w:t>
       </w:r>
     </w:p>
     <w:p>
       <w:pPr>
+        <w:spacing w:after="60"/>
+      </w:pPr>
+      <w:r>
+        <w:rPr>
+          <w:rFonts w:ascii="Arial" w:cs="Arial" w:eastAsia="Arial" w:hAnsi="Arial"/>
+          <w:color w:val="6B7A8D"/>
+          <w:sz w:val="20"/>
+          <w:szCs w:val="20"/>
+        </w:rPr>
+        <w:t xml:space="preserve">After the material stack and opening are built, the process stack transforms the profile step by step — the same idea as real fab steps (deposit, fill, etch, polish).</w:t>
+      </w:r>
+    </w:p>
+    <w:p>
+      <w:pPr>
         <w:pBdr>
-          <w:bottom w:val="single" w:color="4E6E9E" w:sz="8" w:space="6"/>
+          <w:bottom w:val="single" w:color="CBD6E4" w:sz="6" w:space="8"/>
         </w:pBdr>
-        <w:spacing w:after="120"/>
-      </w:pPr>
-      <w:r>
-        <w:rPr>
-          <w:rFonts w:ascii="Arial" w:cs="Arial" w:eastAsia="Arial" w:hAnsi="Arial"/>
-          <w:color w:val="5C6B7E"/>
-          <w:sz w:val="21"/>
-          <w:szCs w:val="21"/>
-        </w:rPr>
-        <w:t xml:space="preserve">After the material stack and opening are built, the process stack transforms the profile step by step — the same idea as real fab steps (deposit, fill, etch, polish).</w:t>
-      </w:r>
-    </w:p>
-    <w:p>
-      <w:pPr>
-        <w:spacing w:after="60" w:before="140"/>
-      </w:pPr>
-      <w:r>
-        <w:rPr>
-          <w:rFonts w:ascii="Arial" w:cs="Arial" w:eastAsia="Arial" w:hAnsi="Arial"/>
-          <w:b/>
-          <w:bCs/>
-          <w:color w:val="0E1B2E"/>
+        <w:spacing w:after="150"/>
+      </w:pPr>
+      <w:r>
+        <w:rPr>
+          <w:sz w:val="2"/>
+          <w:szCs w:val="2"/>
+        </w:rPr>
+        <w:t xml:space="preserve"/>
+      </w:r>
+    </w:p>
+    <w:p>
+      <w:pPr>
+        <w:spacing w:after="70" w:before="170"/>
+      </w:pPr>
+      <w:r>
+        <w:rPr>
+          <w:rFonts w:ascii="Arial" w:cs="Arial" w:eastAsia="Arial" w:hAnsi="Arial"/>
+          <w:color w:val="2E9E77"/>
+          <w:sz w:val="22"/>
+          <w:szCs w:val="22"/>
+        </w:rPr>
+        <w:t xml:space="preserve">▍</w:t>
+      </w:r>
+      <w:r>
+        <w:rPr>
+          <w:rFonts w:ascii="Arial" w:cs="Arial" w:eastAsia="Arial" w:hAnsi="Arial"/>
+          <w:b/>
+          <w:bCs/>
+          <w:color w:val="12233B"/>
           <w:sz w:val="23"/>
           <w:szCs w:val="23"/>
         </w:rPr>
-        <w:t xml:space="preserve">How it works</w:t>
-      </w:r>
-    </w:p>
-    <w:p>
-      <w:pPr>
-        <w:spacing w:after="60"/>
-      </w:pPr>
-      <w:r>
-        <w:rPr>
-          <w:rFonts w:ascii="Arial" w:cs="Arial" w:eastAsia="Arial" w:hAnsi="Arial"/>
-          <w:color w:val="1B2A3D"/>
+        <w:t xml:space="preserve"> How it works</w:t>
+      </w:r>
+    </w:p>
+    <w:p>
+      <w:pPr>
+        <w:spacing w:after="70"/>
+      </w:pPr>
+      <w:r>
+        <w:rPr>
+          <w:rFonts w:ascii="Arial" w:cs="Arial" w:eastAsia="Arial" w:hAnsi="Arial"/>
+          <w:color w:val="1F2A38"/>
           <w:sz w:val="20"/>
           <w:szCs w:val="20"/>
         </w:rPr>
@@ -85,7 +107,7 @@
           <w:rFonts w:ascii="Arial" w:cs="Arial" w:eastAsia="Arial" w:hAnsi="Arial"/>
           <w:b/>
           <w:bCs/>
-          <w:color w:val="1B2A3D"/>
+          <w:color w:val="1F2A38"/>
           <w:sz w:val="20"/>
           <w:szCs w:val="20"/>
         </w:rPr>
@@ -94,7 +116,7 @@
       <w:r>
         <w:rPr>
           <w:rFonts w:ascii="Arial" w:cs="Arial" w:eastAsia="Arial" w:hAnsi="Arial"/>
-          <w:color w:val="1B2A3D"/>
+          <w:color w:val="1F2A38"/>
           <w:sz w:val="20"/>
           <w:szCs w:val="20"/>
         </w:rPr>
@@ -105,7 +127,7 @@
           <w:rFonts w:ascii="Arial" w:cs="Arial" w:eastAsia="Arial" w:hAnsi="Arial"/>
           <w:b/>
           <w:bCs/>
-          <w:color w:val="1B2A3D"/>
+          <w:color w:val="1F2A38"/>
           <w:sz w:val="20"/>
           <w:szCs w:val="20"/>
         </w:rPr>
@@ -114,7 +136,7 @@
       <w:r>
         <w:rPr>
           <w:rFonts w:ascii="Arial" w:cs="Arial" w:eastAsia="Arial" w:hAnsi="Arial"/>
-          <w:color w:val="1B2A3D"/>
+          <w:color w:val="1F2A38"/>
           <w:sz w:val="20"/>
           <w:szCs w:val="20"/>
         </w:rPr>
@@ -123,255 +145,279 @@
     </w:p>
     <w:p>
       <w:pPr>
-        <w:spacing w:after="60" w:before="140"/>
-      </w:pPr>
-      <w:r>
-        <w:rPr>
-          <w:rFonts w:ascii="Arial" w:cs="Arial" w:eastAsia="Arial" w:hAnsi="Arial"/>
-          <w:b/>
-          <w:bCs/>
-          <w:color w:val="0E1B2E"/>
+        <w:spacing w:after="70" w:before="170"/>
+      </w:pPr>
+      <w:r>
+        <w:rPr>
+          <w:rFonts w:ascii="Arial" w:cs="Arial" w:eastAsia="Arial" w:hAnsi="Arial"/>
+          <w:color w:val="2E9E77"/>
+          <w:sz w:val="22"/>
+          <w:szCs w:val="22"/>
+        </w:rPr>
+        <w:t xml:space="preserve">▍</w:t>
+      </w:r>
+      <w:r>
+        <w:rPr>
+          <w:rFonts w:ascii="Arial" w:cs="Arial" w:eastAsia="Arial" w:hAnsi="Arial"/>
+          <w:b/>
+          <w:bCs/>
+          <w:color w:val="12233B"/>
           <w:sz w:val="23"/>
           <w:szCs w:val="23"/>
         </w:rPr>
-        <w:t xml:space="preserve">The step types</w:t>
-      </w:r>
-    </w:p>
-    <w:p>
-      <w:pPr>
-        <w:spacing w:after="50"/>
-      </w:pPr>
-      <w:r>
-        <w:rPr>
-          <w:rFonts w:ascii="Arial" w:cs="Arial" w:eastAsia="Arial" w:hAnsi="Arial"/>
-          <w:b/>
-          <w:bCs/>
-          <w:color w:val="2FA37A"/>
-          <w:sz w:val="20"/>
-          <w:szCs w:val="20"/>
-        </w:rPr>
-        <w:t xml:space="preserve">• </w:t>
-      </w:r>
-      <w:r>
-        <w:rPr>
-          <w:rFonts w:ascii="Arial" w:cs="Arial" w:eastAsia="Arial" w:hAnsi="Arial"/>
-          <w:b/>
-          <w:bCs/>
-          <w:color w:val="1B2A3D"/>
-          <w:sz w:val="20"/>
-          <w:szCs w:val="20"/>
-        </w:rPr>
-        <w:t xml:space="preserve">Deposit · conformal — </w:t>
-      </w:r>
-      <w:r>
-        <w:rPr>
-          <w:rFonts w:ascii="Arial" w:cs="Arial" w:eastAsia="Arial" w:hAnsi="Arial"/>
-          <w:color w:val="1B2A3D"/>
-          <w:sz w:val="20"/>
-          <w:szCs w:val="20"/>
-        </w:rPr>
-        <w:t xml:space="preserve">coats every surface — walls, bottom, and top — with a uniform layer that follows the profile. Use it for liners and spacers.</w:t>
-      </w:r>
-    </w:p>
-    <w:p>
-      <w:pPr>
-        <w:spacing w:after="50"/>
-      </w:pPr>
-      <w:r>
-        <w:rPr>
-          <w:rFonts w:ascii="Arial" w:cs="Arial" w:eastAsia="Arial" w:hAnsi="Arial"/>
-          <w:b/>
-          <w:bCs/>
-          <w:color w:val="2FA37A"/>
-          <w:sz w:val="20"/>
-          <w:szCs w:val="20"/>
-        </w:rPr>
-        <w:t xml:space="preserve">• </w:t>
-      </w:r>
-      <w:r>
-        <w:rPr>
-          <w:rFonts w:ascii="Arial" w:cs="Arial" w:eastAsia="Arial" w:hAnsi="Arial"/>
-          <w:b/>
-          <w:bCs/>
-          <w:color w:val="1B2A3D"/>
-          <w:sz w:val="20"/>
-          <w:szCs w:val="20"/>
-        </w:rPr>
-        <w:t xml:space="preserve">Deposit · planar — </w:t>
-      </w:r>
-      <w:r>
-        <w:rPr>
-          <w:rFonts w:ascii="Arial" w:cs="Arial" w:eastAsia="Arial" w:hAnsi="Arial"/>
-          <w:color w:val="1B2A3D"/>
-          <w:sz w:val="20"/>
-          <w:szCs w:val="20"/>
-        </w:rPr>
-        <w:t xml:space="preserve">adds a flat layer on top only (no sidewall coverage).</w:t>
-      </w:r>
-    </w:p>
-    <w:p>
-      <w:pPr>
-        <w:spacing w:after="50"/>
-      </w:pPr>
-      <w:r>
-        <w:rPr>
-          <w:rFonts w:ascii="Arial" w:cs="Arial" w:eastAsia="Arial" w:hAnsi="Arial"/>
-          <w:b/>
-          <w:bCs/>
-          <w:color w:val="2FA37A"/>
-          <w:sz w:val="20"/>
-          <w:szCs w:val="20"/>
-        </w:rPr>
-        <w:t xml:space="preserve">• </w:t>
-      </w:r>
-      <w:r>
-        <w:rPr>
-          <w:rFonts w:ascii="Arial" w:cs="Arial" w:eastAsia="Arial" w:hAnsi="Arial"/>
-          <w:b/>
-          <w:bCs/>
-          <w:color w:val="1B2A3D"/>
-          <w:sz w:val="20"/>
-          <w:szCs w:val="20"/>
-        </w:rPr>
-        <w:t xml:space="preserve">Fill — </w:t>
-      </w:r>
-      <w:r>
-        <w:rPr>
-          <w:rFonts w:ascii="Arial" w:cs="Arial" w:eastAsia="Arial" w:hAnsi="Arial"/>
-          <w:color w:val="1B2A3D"/>
-          <w:sz w:val="20"/>
-          <w:szCs w:val="20"/>
-        </w:rPr>
-        <w:t xml:space="preserve">fills the opening/voids with a material (gap-fill), then continues above the surface.</w:t>
-      </w:r>
-    </w:p>
-    <w:p>
-      <w:pPr>
-        <w:spacing w:after="50"/>
-      </w:pPr>
-      <w:r>
-        <w:rPr>
-          <w:rFonts w:ascii="Arial" w:cs="Arial" w:eastAsia="Arial" w:hAnsi="Arial"/>
-          <w:b/>
-          <w:bCs/>
-          <w:color w:val="2FA37A"/>
-          <w:sz w:val="20"/>
-          <w:szCs w:val="20"/>
-        </w:rPr>
-        <w:t xml:space="preserve">• </w:t>
-      </w:r>
-      <w:r>
-        <w:rPr>
-          <w:rFonts w:ascii="Arial" w:cs="Arial" w:eastAsia="Arial" w:hAnsi="Arial"/>
-          <w:b/>
-          <w:bCs/>
-          <w:color w:val="1B2A3D"/>
-          <w:sz w:val="20"/>
-          <w:szCs w:val="20"/>
-        </w:rPr>
-        <w:t xml:space="preserve">Etch · isotropic — </w:t>
-      </w:r>
-      <w:r>
-        <w:rPr>
-          <w:rFonts w:ascii="Arial" w:cs="Arial" w:eastAsia="Arial" w:hAnsi="Arial"/>
-          <w:color w:val="1B2A3D"/>
-          <w:sz w:val="20"/>
-          <w:szCs w:val="20"/>
-        </w:rPr>
-        <w:t xml:space="preserve">removes material equally in all directions — rounds corners and undercuts.</w:t>
-      </w:r>
-    </w:p>
-    <w:p>
-      <w:pPr>
-        <w:spacing w:after="50"/>
-      </w:pPr>
-      <w:r>
-        <w:rPr>
-          <w:rFonts w:ascii="Arial" w:cs="Arial" w:eastAsia="Arial" w:hAnsi="Arial"/>
-          <w:b/>
-          <w:bCs/>
-          <w:color w:val="2FA37A"/>
-          <w:sz w:val="20"/>
-          <w:szCs w:val="20"/>
-        </w:rPr>
-        <w:t xml:space="preserve">• </w:t>
-      </w:r>
-      <w:r>
-        <w:rPr>
-          <w:rFonts w:ascii="Arial" w:cs="Arial" w:eastAsia="Arial" w:hAnsi="Arial"/>
-          <w:b/>
-          <w:bCs/>
-          <w:color w:val="1B2A3D"/>
-          <w:sz w:val="20"/>
-          <w:szCs w:val="20"/>
-        </w:rPr>
-        <w:t xml:space="preserve">Etch · anisotropic — </w:t>
-      </w:r>
-      <w:r>
-        <w:rPr>
-          <w:rFonts w:ascii="Arial" w:cs="Arial" w:eastAsia="Arial" w:hAnsi="Arial"/>
-          <w:color w:val="1B2A3D"/>
-          <w:sz w:val="20"/>
-          <w:szCs w:val="20"/>
-        </w:rPr>
-        <w:t xml:space="preserve">removes material vertically (directional). Anisotropy 1 = fully vertical, 0 = isotropic, in between = a rounded undercut. Pick a material to etch only that one, or “(any)”.</w:t>
-      </w:r>
-    </w:p>
-    <w:p>
-      <w:pPr>
-        <w:spacing w:after="50"/>
-      </w:pPr>
-      <w:r>
-        <w:rPr>
-          <w:rFonts w:ascii="Arial" w:cs="Arial" w:eastAsia="Arial" w:hAnsi="Arial"/>
-          <w:b/>
-          <w:bCs/>
-          <w:color w:val="2FA37A"/>
-          <w:sz w:val="20"/>
-          <w:szCs w:val="20"/>
-        </w:rPr>
-        <w:t xml:space="preserve">• </w:t>
-      </w:r>
-      <w:r>
-        <w:rPr>
-          <w:rFonts w:ascii="Arial" w:cs="Arial" w:eastAsia="Arial" w:hAnsi="Arial"/>
-          <w:b/>
-          <w:bCs/>
-          <w:color w:val="1B2A3D"/>
-          <w:sz w:val="20"/>
-          <w:szCs w:val="20"/>
-        </w:rPr>
-        <w:t xml:space="preserve">Planarize — </w:t>
-      </w:r>
-      <w:r>
-        <w:rPr>
-          <w:rFonts w:ascii="Arial" w:cs="Arial" w:eastAsia="Arial" w:hAnsi="Arial"/>
-          <w:color w:val="1B2A3D"/>
-          <w:sz w:val="20"/>
-          <w:szCs w:val="20"/>
-        </w:rPr>
-        <w:t xml:space="preserve">cuts everything flat at a height — like chemical-mechanical polish (CMP).</w:t>
-      </w:r>
-    </w:p>
-    <w:p>
-      <w:pPr>
-        <w:spacing w:after="60" w:before="140"/>
-      </w:pPr>
-      <w:r>
-        <w:rPr>
-          <w:rFonts w:ascii="Arial" w:cs="Arial" w:eastAsia="Arial" w:hAnsi="Arial"/>
-          <w:b/>
-          <w:bCs/>
-          <w:color w:val="0E1B2E"/>
+        <w:t xml:space="preserve"> The step types</w:t>
+      </w:r>
+    </w:p>
+    <w:p>
+      <w:pPr>
+        <w:spacing w:after="60"/>
+        <w:ind w:left="120"/>
+      </w:pPr>
+      <w:r>
+        <w:rPr>
+          <w:rFonts w:ascii="Arial" w:cs="Arial" w:eastAsia="Arial" w:hAnsi="Arial"/>
+          <w:b/>
+          <w:bCs/>
+          <w:color w:val="2E9E77"/>
+          <w:sz w:val="20"/>
+          <w:szCs w:val="20"/>
+        </w:rPr>
+        <w:t xml:space="preserve">•  </w:t>
+      </w:r>
+      <w:r>
+        <w:rPr>
+          <w:rFonts w:ascii="Arial" w:cs="Arial" w:eastAsia="Arial" w:hAnsi="Arial"/>
+          <w:b/>
+          <w:bCs/>
+          <w:color w:val="1F2A38"/>
+          <w:sz w:val="20"/>
+          <w:szCs w:val="20"/>
+        </w:rPr>
+        <w:t xml:space="preserve">Deposit · conformal</w:t>
+      </w:r>
+      <w:r>
+        <w:rPr>
+          <w:rFonts w:ascii="Arial" w:cs="Arial" w:eastAsia="Arial" w:hAnsi="Arial"/>
+          <w:color w:val="1F2A38"/>
+          <w:sz w:val="20"/>
+          <w:szCs w:val="20"/>
+        </w:rPr>
+        <w:t xml:space="preserve"> — coats every surface (walls, bottom, top) with a uniform layer that follows the profile. Use it for liners and spacers.</w:t>
+      </w:r>
+    </w:p>
+    <w:p>
+      <w:pPr>
+        <w:spacing w:after="60"/>
+        <w:ind w:left="120"/>
+      </w:pPr>
+      <w:r>
+        <w:rPr>
+          <w:rFonts w:ascii="Arial" w:cs="Arial" w:eastAsia="Arial" w:hAnsi="Arial"/>
+          <w:b/>
+          <w:bCs/>
+          <w:color w:val="2E9E77"/>
+          <w:sz w:val="20"/>
+          <w:szCs w:val="20"/>
+        </w:rPr>
+        <w:t xml:space="preserve">•  </w:t>
+      </w:r>
+      <w:r>
+        <w:rPr>
+          <w:rFonts w:ascii="Arial" w:cs="Arial" w:eastAsia="Arial" w:hAnsi="Arial"/>
+          <w:b/>
+          <w:bCs/>
+          <w:color w:val="1F2A38"/>
+          <w:sz w:val="20"/>
+          <w:szCs w:val="20"/>
+        </w:rPr>
+        <w:t xml:space="preserve">Deposit · planar</w:t>
+      </w:r>
+      <w:r>
+        <w:rPr>
+          <w:rFonts w:ascii="Arial" w:cs="Arial" w:eastAsia="Arial" w:hAnsi="Arial"/>
+          <w:color w:val="1F2A38"/>
+          <w:sz w:val="20"/>
+          <w:szCs w:val="20"/>
+        </w:rPr>
+        <w:t xml:space="preserve"> — adds a flat layer on top only (no sidewall coverage).</w:t>
+      </w:r>
+    </w:p>
+    <w:p>
+      <w:pPr>
+        <w:spacing w:after="60"/>
+        <w:ind w:left="120"/>
+      </w:pPr>
+      <w:r>
+        <w:rPr>
+          <w:rFonts w:ascii="Arial" w:cs="Arial" w:eastAsia="Arial" w:hAnsi="Arial"/>
+          <w:b/>
+          <w:bCs/>
+          <w:color w:val="2E9E77"/>
+          <w:sz w:val="20"/>
+          <w:szCs w:val="20"/>
+        </w:rPr>
+        <w:t xml:space="preserve">•  </w:t>
+      </w:r>
+      <w:r>
+        <w:rPr>
+          <w:rFonts w:ascii="Arial" w:cs="Arial" w:eastAsia="Arial" w:hAnsi="Arial"/>
+          <w:b/>
+          <w:bCs/>
+          <w:color w:val="1F2A38"/>
+          <w:sz w:val="20"/>
+          <w:szCs w:val="20"/>
+        </w:rPr>
+        <w:t xml:space="preserve">Fill</w:t>
+      </w:r>
+      <w:r>
+        <w:rPr>
+          <w:rFonts w:ascii="Arial" w:cs="Arial" w:eastAsia="Arial" w:hAnsi="Arial"/>
+          <w:color w:val="1F2A38"/>
+          <w:sz w:val="20"/>
+          <w:szCs w:val="20"/>
+        </w:rPr>
+        <w:t xml:space="preserve"> — fills the opening / voids with a material (gap-fill), then continues above the surface.</w:t>
+      </w:r>
+    </w:p>
+    <w:p>
+      <w:pPr>
+        <w:spacing w:after="60"/>
+        <w:ind w:left="120"/>
+      </w:pPr>
+      <w:r>
+        <w:rPr>
+          <w:rFonts w:ascii="Arial" w:cs="Arial" w:eastAsia="Arial" w:hAnsi="Arial"/>
+          <w:b/>
+          <w:bCs/>
+          <w:color w:val="2E9E77"/>
+          <w:sz w:val="20"/>
+          <w:szCs w:val="20"/>
+        </w:rPr>
+        <w:t xml:space="preserve">•  </w:t>
+      </w:r>
+      <w:r>
+        <w:rPr>
+          <w:rFonts w:ascii="Arial" w:cs="Arial" w:eastAsia="Arial" w:hAnsi="Arial"/>
+          <w:b/>
+          <w:bCs/>
+          <w:color w:val="1F2A38"/>
+          <w:sz w:val="20"/>
+          <w:szCs w:val="20"/>
+        </w:rPr>
+        <w:t xml:space="preserve">Etch · isotropic</w:t>
+      </w:r>
+      <w:r>
+        <w:rPr>
+          <w:rFonts w:ascii="Arial" w:cs="Arial" w:eastAsia="Arial" w:hAnsi="Arial"/>
+          <w:color w:val="1F2A38"/>
+          <w:sz w:val="20"/>
+          <w:szCs w:val="20"/>
+        </w:rPr>
+        <w:t xml:space="preserve"> — removes material equally in all directions; rounds corners and undercuts.</w:t>
+      </w:r>
+    </w:p>
+    <w:p>
+      <w:pPr>
+        <w:spacing w:after="60"/>
+        <w:ind w:left="120"/>
+      </w:pPr>
+      <w:r>
+        <w:rPr>
+          <w:rFonts w:ascii="Arial" w:cs="Arial" w:eastAsia="Arial" w:hAnsi="Arial"/>
+          <w:b/>
+          <w:bCs/>
+          <w:color w:val="2E9E77"/>
+          <w:sz w:val="20"/>
+          <w:szCs w:val="20"/>
+        </w:rPr>
+        <w:t xml:space="preserve">•  </w:t>
+      </w:r>
+      <w:r>
+        <w:rPr>
+          <w:rFonts w:ascii="Arial" w:cs="Arial" w:eastAsia="Arial" w:hAnsi="Arial"/>
+          <w:b/>
+          <w:bCs/>
+          <w:color w:val="1F2A38"/>
+          <w:sz w:val="20"/>
+          <w:szCs w:val="20"/>
+        </w:rPr>
+        <w:t xml:space="preserve">Etch · anisotropic</w:t>
+      </w:r>
+      <w:r>
+        <w:rPr>
+          <w:rFonts w:ascii="Arial" w:cs="Arial" w:eastAsia="Arial" w:hAnsi="Arial"/>
+          <w:color w:val="1F2A38"/>
+          <w:sz w:val="20"/>
+          <w:szCs w:val="20"/>
+        </w:rPr>
+        <w:t xml:space="preserve"> — removes material vertically. Anisotropy 1 = fully vertical, 0 = isotropic, in between = a rounded undercut. Pick a material to etch only that one, or “(any)”.</w:t>
+      </w:r>
+    </w:p>
+    <w:p>
+      <w:pPr>
+        <w:spacing w:after="60"/>
+        <w:ind w:left="120"/>
+      </w:pPr>
+      <w:r>
+        <w:rPr>
+          <w:rFonts w:ascii="Arial" w:cs="Arial" w:eastAsia="Arial" w:hAnsi="Arial"/>
+          <w:b/>
+          <w:bCs/>
+          <w:color w:val="2E9E77"/>
+          <w:sz w:val="20"/>
+          <w:szCs w:val="20"/>
+        </w:rPr>
+        <w:t xml:space="preserve">•  </w:t>
+      </w:r>
+      <w:r>
+        <w:rPr>
+          <w:rFonts w:ascii="Arial" w:cs="Arial" w:eastAsia="Arial" w:hAnsi="Arial"/>
+          <w:b/>
+          <w:bCs/>
+          <w:color w:val="1F2A38"/>
+          <w:sz w:val="20"/>
+          <w:szCs w:val="20"/>
+        </w:rPr>
+        <w:t xml:space="preserve">Planarize</w:t>
+      </w:r>
+      <w:r>
+        <w:rPr>
+          <w:rFonts w:ascii="Arial" w:cs="Arial" w:eastAsia="Arial" w:hAnsi="Arial"/>
+          <w:color w:val="1F2A38"/>
+          <w:sz w:val="20"/>
+          <w:szCs w:val="20"/>
+        </w:rPr>
+        <w:t xml:space="preserve"> — cuts everything flat at a height, like chemical-mechanical polish (CMP).</w:t>
+      </w:r>
+    </w:p>
+    <w:p>
+      <w:pPr>
+        <w:spacing w:after="70" w:before="170"/>
+      </w:pPr>
+      <w:r>
+        <w:rPr>
+          <w:rFonts w:ascii="Arial" w:cs="Arial" w:eastAsia="Arial" w:hAnsi="Arial"/>
+          <w:color w:val="2E9E77"/>
+          <w:sz w:val="22"/>
+          <w:szCs w:val="22"/>
+        </w:rPr>
+        <w:t xml:space="preserve">▍</w:t>
+      </w:r>
+      <w:r>
+        <w:rPr>
+          <w:rFonts w:ascii="Arial" w:cs="Arial" w:eastAsia="Arial" w:hAnsi="Arial"/>
+          <w:b/>
+          <w:bCs/>
+          <w:color w:val="12233B"/>
           <w:sz w:val="23"/>
           <w:szCs w:val="23"/>
         </w:rPr>
-        <w:t xml:space="preserve">Worked example — liner + fill + polish</w:t>
+        <w:t xml:space="preserve"> Worked example — liner + fill + polish</w:t>
       </w:r>
     </w:p>
     <w:tbl>
       <w:tblPr>
-        <w:tblW w:type="dxa" w:w="10080"/>
+        <w:tblW w:type="dxa" w:w="10040"/>
         <w:tblBorders>
           <w:top w:val="none" w:color="FFFFFF" w:sz="0"/>
           <w:left w:val="none" w:color="FFFFFF" w:sz="0"/>
@@ -382,20 +428,30 @@
         </w:tblBorders>
       </w:tblPr>
       <w:tblGrid>
-        <w:gridCol w:w="3360"/>
-        <w:gridCol w:w="3360"/>
-        <w:gridCol w:w="3360"/>
+        <w:gridCol w:w="3173"/>
+        <w:gridCol w:w="260"/>
+        <w:gridCol w:w="3173"/>
+        <w:gridCol w:w="260"/>
+        <w:gridCol w:w="3173"/>
       </w:tblGrid>
       <w:tr>
         <w:tc>
           <w:tcPr>
-            <w:tcW w:type="dxa" w:w="3360"/>
+            <w:tcW w:type="dxa" w:w="3173"/>
             <w:tcBorders>
-              <w:top w:val="none" w:color="FFFFFF" w:sz="0"/>
-              <w:left w:val="none" w:color="FFFFFF" w:sz="0"/>
-              <w:bottom w:val="none" w:color="FFFFFF" w:sz="0"/>
-              <w:right w:val="none" w:color="FFFFFF" w:sz="0"/>
+              <w:top w:val="single" w:color="CBD6E4" w:sz="4"/>
+              <w:left w:val="single" w:color="CBD6E4" w:sz="4"/>
+              <w:bottom w:val="single" w:color="CBD6E4" w:sz="4"/>
+              <w:right w:val="single" w:color="CBD6E4" w:sz="4"/>
             </w:tcBorders>
+            <w:shd w:fill="F6F9FD" w:val="clear"/>
+            <w:tcMar>
+              <w:top w:type="dxa" w:w="90"/>
+              <w:left w:type="dxa" w:w="90"/>
+              <w:bottom w:type="dxa" w:w="70"/>
+              <w:right w:type="dxa" w:w="90"/>
+            </w:tcMar>
+            <w:vAlign w:val="center"/>
           </w:tcPr>
           <w:p>
             <w:pPr>
@@ -404,7 +460,7 @@
             <w:r>
               <w:drawing>
                 <wp:inline distT="0" distB="0" distL="0" distR="0">
-                  <wp:extent cx="1428750" cy="2295525"/>
+                  <wp:extent cx="1085850" cy="1524000"/>
                   <wp:effectExtent t="0" r="0" b="0" l="0"/>
                   <wp:docPr id="1" name="" descr="" title=""/>
                   <wp:cNvGraphicFramePr>
@@ -429,7 +485,7 @@
                         <pic:spPr bwMode="auto">
                           <a:xfrm>
                             <a:off x="0" y="0"/>
-                            <a:ext cx="1428750" cy="2295525"/>
+                            <a:ext cx="1085850" cy="1524000"/>
                           </a:xfrm>
                           <a:prstGeom prst="rect">
                             <a:avLst/>
@@ -444,7 +500,7 @@
           </w:p>
           <w:p>
             <w:pPr>
-              <w:spacing w:before="20"/>
+              <w:spacing w:before="60"/>
               <w:jc w:val="center"/>
             </w:pPr>
             <w:r>
@@ -452,7 +508,7 @@
                 <w:rFonts w:ascii="Arial" w:cs="Arial" w:eastAsia="Arial" w:hAnsi="Arial"/>
                 <w:i/>
                 <w:iCs/>
-                <w:color w:val="5C6B7E"/>
+                <w:color w:val="6B7A8D"/>
                 <w:sz w:val="16"/>
                 <w:szCs w:val="16"/>
               </w:rPr>
@@ -462,7 +518,7 @@
         </w:tc>
         <w:tc>
           <w:tcPr>
-            <w:tcW w:type="dxa" w:w="3360"/>
+            <w:tcW w:type="dxa" w:w="260"/>
             <w:tcBorders>
               <w:top w:val="none" w:color="FFFFFF" w:sz="0"/>
               <w:left w:val="none" w:color="FFFFFF" w:sz="0"/>
@@ -471,13 +527,41 @@
             </w:tcBorders>
           </w:tcPr>
           <w:p>
+            <w:r>
+              <w:rPr>
+                <w:sz w:val="2"/>
+                <w:szCs w:val="2"/>
+              </w:rPr>
+              <w:t xml:space="preserve"/>
+            </w:r>
+          </w:p>
+        </w:tc>
+        <w:tc>
+          <w:tcPr>
+            <w:tcW w:type="dxa" w:w="3173"/>
+            <w:tcBorders>
+              <w:top w:val="single" w:color="CBD6E4" w:sz="4"/>
+              <w:left w:val="single" w:color="CBD6E4" w:sz="4"/>
+              <w:bottom w:val="single" w:color="CBD6E4" w:sz="4"/>
+              <w:right w:val="single" w:color="CBD6E4" w:sz="4"/>
+            </w:tcBorders>
+            <w:shd w:fill="F6F9FD" w:val="clear"/>
+            <w:tcMar>
+              <w:top w:type="dxa" w:w="90"/>
+              <w:left w:type="dxa" w:w="90"/>
+              <w:bottom w:type="dxa" w:w="70"/>
+              <w:right w:type="dxa" w:w="90"/>
+            </w:tcMar>
+            <w:vAlign w:val="center"/>
+          </w:tcPr>
+          <w:p>
             <w:pPr>
               <w:jc w:val="center"/>
             </w:pPr>
             <w:r>
               <w:drawing>
                 <wp:inline distT="0" distB="0" distL="0" distR="0">
-                  <wp:extent cx="1428750" cy="2295525"/>
+                  <wp:extent cx="1085850" cy="1524000"/>
                   <wp:effectExtent t="0" r="0" b="0" l="0"/>
                   <wp:docPr id="1" name="" descr="" title=""/>
                   <wp:cNvGraphicFramePr>
@@ -502,7 +586,7 @@
                         <pic:spPr bwMode="auto">
                           <a:xfrm>
                             <a:off x="0" y="0"/>
-                            <a:ext cx="1428750" cy="2295525"/>
+                            <a:ext cx="1085850" cy="1524000"/>
                           </a:xfrm>
                           <a:prstGeom prst="rect">
                             <a:avLst/>
@@ -517,7 +601,7 @@
           </w:p>
           <w:p>
             <w:pPr>
-              <w:spacing w:before="20"/>
+              <w:spacing w:before="60"/>
               <w:jc w:val="center"/>
             </w:pPr>
             <w:r>
@@ -525,17 +609,17 @@
                 <w:rFonts w:ascii="Arial" w:cs="Arial" w:eastAsia="Arial" w:hAnsi="Arial"/>
                 <w:i/>
                 <w:iCs/>
-                <w:color w:val="5C6B7E"/>
+                <w:color w:val="6B7A8D"/>
                 <w:sz w:val="16"/>
                 <w:szCs w:val="16"/>
               </w:rPr>
-              <w:t xml:space="preserve">② + Deposit·conformal (nitride liner)</w:t>
+              <w:t xml:space="preserve">② ＋ Deposit·conformal (nitride liner)</w:t>
             </w:r>
           </w:p>
         </w:tc>
         <w:tc>
           <w:tcPr>
-            <w:tcW w:type="dxa" w:w="3360"/>
+            <w:tcW w:type="dxa" w:w="260"/>
             <w:tcBorders>
               <w:top w:val="none" w:color="FFFFFF" w:sz="0"/>
               <w:left w:val="none" w:color="FFFFFF" w:sz="0"/>
@@ -544,13 +628,41 @@
             </w:tcBorders>
           </w:tcPr>
           <w:p>
+            <w:r>
+              <w:rPr>
+                <w:sz w:val="2"/>
+                <w:szCs w:val="2"/>
+              </w:rPr>
+              <w:t xml:space="preserve"/>
+            </w:r>
+          </w:p>
+        </w:tc>
+        <w:tc>
+          <w:tcPr>
+            <w:tcW w:type="dxa" w:w="3173"/>
+            <w:tcBorders>
+              <w:top w:val="single" w:color="CBD6E4" w:sz="4"/>
+              <w:left w:val="single" w:color="CBD6E4" w:sz="4"/>
+              <w:bottom w:val="single" w:color="CBD6E4" w:sz="4"/>
+              <w:right w:val="single" w:color="CBD6E4" w:sz="4"/>
+            </w:tcBorders>
+            <w:shd w:fill="F6F9FD" w:val="clear"/>
+            <w:tcMar>
+              <w:top w:type="dxa" w:w="90"/>
+              <w:left w:type="dxa" w:w="90"/>
+              <w:bottom w:type="dxa" w:w="70"/>
+              <w:right w:type="dxa" w:w="90"/>
+            </w:tcMar>
+            <w:vAlign w:val="center"/>
+          </w:tcPr>
+          <w:p>
             <w:pPr>
               <w:jc w:val="center"/>
             </w:pPr>
             <w:r>
               <w:drawing>
                 <wp:inline distT="0" distB="0" distL="0" distR="0">
-                  <wp:extent cx="1428750" cy="2295525"/>
+                  <wp:extent cx="1085850" cy="1524000"/>
                   <wp:effectExtent t="0" r="0" b="0" l="0"/>
                   <wp:docPr id="1" name="" descr="" title=""/>
                   <wp:cNvGraphicFramePr>
@@ -575,7 +687,7 @@
                         <pic:spPr bwMode="auto">
                           <a:xfrm>
                             <a:off x="0" y="0"/>
-                            <a:ext cx="1428750" cy="2295525"/>
+                            <a:ext cx="1085850" cy="1524000"/>
                           </a:xfrm>
                           <a:prstGeom prst="rect">
                             <a:avLst/>
@@ -590,7 +702,7 @@
           </w:p>
           <w:p>
             <w:pPr>
-              <w:spacing w:before="20"/>
+              <w:spacing w:before="60"/>
               <w:jc w:val="center"/>
             </w:pPr>
             <w:r>
@@ -598,11 +710,11 @@
                 <w:rFonts w:ascii="Arial" w:cs="Arial" w:eastAsia="Arial" w:hAnsi="Arial"/>
                 <w:i/>
                 <w:iCs/>
-                <w:color w:val="5C6B7E"/>
+                <w:color w:val="6B7A8D"/>
                 <w:sz w:val="16"/>
                 <w:szCs w:val="16"/>
               </w:rPr>
-              <w:t xml:space="preserve">③ + Fill (tungsten) + Planarize</w:t>
+              <w:t xml:space="preserve">③ ＋ Fill (tungsten) ＋ Planarize</w:t>
             </w:r>
           </w:p>
         </w:tc>
@@ -610,43 +722,53 @@
     </w:tbl>
     <w:p>
       <w:pPr>
-        <w:spacing w:after="40"/>
-      </w:pPr>
+        <w:spacing w:after="60"/>
+      </w:pPr>
+      <w:r>
+        <w:rPr>
+          <w:sz w:val="2"/>
+          <w:szCs w:val="2"/>
+        </w:rPr>
+        <w:t xml:space="preserve"/>
+      </w:r>
     </w:p>
     <w:tbl>
       <w:tblPr>
-        <w:tblW w:type="dxa" w:w="10080"/>
+        <w:tblW w:type="dxa" w:w="10040"/>
         <w:tblBorders>
-          <w:top w:val="single" w:color="2FA37A" w:sz="4"/>
-          <w:left w:val="single" w:color="2FA37A" w:sz="4"/>
-          <w:bottom w:val="single" w:color="2FA37A" w:sz="4"/>
-          <w:right w:val="single" w:color="2FA37A" w:sz="4"/>
+          <w:top w:val="single" w:color="2E9E77" w:sz="4"/>
+          <w:left w:val="single" w:color="2E9E77" w:sz="4"/>
+          <w:bottom w:val="single" w:color="2E9E77" w:sz="4"/>
+          <w:right w:val="single" w:color="2E9E77" w:sz="4"/>
           <w:insideH w:val="single" w:color="auto" w:sz="4"/>
           <w:insideV w:val="single" w:color="auto" w:sz="4"/>
         </w:tblBorders>
       </w:tblPr>
       <w:tblGrid>
-        <w:gridCol w:w="10080"/>
+        <w:gridCol w:w="10040"/>
       </w:tblGrid>
       <w:tr>
         <w:tc>
           <w:tcPr>
-            <w:tcW w:type="dxa" w:w="10080"/>
-            <w:shd w:fill="E7F6EF" w:val="clear"/>
+            <w:tcW w:type="dxa" w:w="10040"/>
+            <w:shd w:fill="EAF6F0" w:val="clear"/>
             <w:tcMar>
-              <w:top w:type="dxa" w:w="80"/>
-              <w:left w:type="dxa" w:w="120"/>
-              <w:bottom w:type="dxa" w:w="80"/>
-              <w:right w:type="dxa" w:w="120"/>
+              <w:top w:type="dxa" w:w="110"/>
+              <w:left w:type="dxa" w:w="150"/>
+              <w:bottom w:type="dxa" w:w="110"/>
+              <w:right w:type="dxa" w:w="150"/>
             </w:tcMar>
           </w:tcPr>
           <w:p>
+            <w:pPr>
+              <w:spacing w:after="30"/>
+            </w:pPr>
             <w:r>
               <w:rPr>
                 <w:rFonts w:ascii="Arial" w:cs="Arial" w:eastAsia="Arial" w:hAnsi="Arial"/>
                 <w:b/>
                 <w:bCs/>
-                <w:color w:val="1B2A3D"/>
+                <w:color w:val="12233B"/>
                 <w:sz w:val="19"/>
                 <w:szCs w:val="19"/>
               </w:rPr>
@@ -655,26 +777,28 @@
           </w:p>
           <w:p>
             <w:pPr>
-              <w:spacing w:before="20"/>
+              <w:spacing w:before="24"/>
+              <w:ind w:left="80"/>
             </w:pPr>
             <w:r>
               <w:rPr>
                 <w:rFonts w:ascii="Arial" w:cs="Arial" w:eastAsia="Arial" w:hAnsi="Arial"/>
-                <w:color w:val="1B2A3D"/>
+                <w:color w:val="1F2A38"/>
                 <w:sz w:val="18"/>
                 <w:szCs w:val="18"/>
               </w:rPr>
-              <w:t xml:space="preserve">•  The material dropdown on Deposit/Fill/Etch lists only materials already in your stack (Etch adds “(any)”).</w:t>
+              <w:t xml:space="preserve">•  The material dropdown on Deposit / Fill / Etch lists only materials already in your stack (Etch adds “(any)”).</w:t>
             </w:r>
           </w:p>
           <w:p>
             <w:pPr>
-              <w:spacing w:before="20"/>
+              <w:spacing w:before="24"/>
+              <w:ind w:left="80"/>
             </w:pPr>
             <w:r>
               <w:rPr>
                 <w:rFonts w:ascii="Arial" w:cs="Arial" w:eastAsia="Arial" w:hAnsi="Arial"/>
-                <w:color w:val="1B2A3D"/>
+                <w:color w:val="1F2A38"/>
                 <w:sz w:val="18"/>
                 <w:szCs w:val="18"/>
               </w:rPr>
@@ -683,12 +807,13 @@
           </w:p>
           <w:p>
             <w:pPr>
-              <w:spacing w:before="20"/>
+              <w:spacing w:before="24"/>
+              <w:ind w:left="80"/>
             </w:pPr>
             <w:r>
               <w:rPr>
                 <w:rFonts w:ascii="Arial" w:cs="Arial" w:eastAsia="Arial" w:hAnsi="Arial"/>
-                <w:color w:val="1B2A3D"/>
+                <w:color w:val="1F2A38"/>
                 <w:sz w:val="18"/>
                 <w:szCs w:val="18"/>
               </w:rPr>
@@ -700,7 +825,7 @@
     </w:tbl>
     <w:sectPr>
       <w:pgSz w:w="12240" w:h="15840" w:orient="portrait"/>
-      <w:pgMar w:top="900" w:right="1080" w:bottom="640" w:left="1080" w:header="708" w:footer="708" w:gutter="0"/>
+      <w:pgMar w:top="1000" w:right="1100" w:bottom="800" w:left="1100" w:header="708" w:footer="708" w:gutter="0"/>
       <w:pgNumType/>
       <w:docGrid w:linePitch="360"/>
     </w:sectPr>

--- a/docs/Tutorial-3-process-stack.docx
+++ b/docs/Tutorial-3-process-stack.docx
@@ -276,7 +276,27 @@
           <w:sz w:val="20"/>
           <w:szCs w:val="20"/>
         </w:rPr>
-        <w:t xml:space="preserve"> — fills the opening / voids with a material (gap-fill), then continues above the surface.</w:t>
+        <w:t xml:space="preserve"> — gap-fills the opening flush with the surface. The number is </w:t>
+      </w:r>
+      <w:r>
+        <w:rPr>
+          <w:rFonts w:ascii="Arial" w:cs="Arial" w:eastAsia="Arial" w:hAnsi="Arial"/>
+          <w:b/>
+          <w:bCs/>
+          <w:color w:val="1F2A38"/>
+          <w:sz w:val="20"/>
+          <w:szCs w:val="20"/>
+        </w:rPr>
+        <w:t xml:space="preserve">overfill</w:t>
+      </w:r>
+      <w:r>
+        <w:rPr>
+          <w:rFonts w:ascii="Arial" w:cs="Arial" w:eastAsia="Arial" w:hAnsi="Arial"/>
+          <w:color w:val="1F2A38"/>
+          <w:sz w:val="20"/>
+          <w:szCs w:val="20"/>
+        </w:rPr>
+        <w:t xml:space="preserve"> (extra nm of blanket above the surface; 0 = flush).</w:t>
       </w:r>
     </w:p>
     <w:p>
@@ -787,7 +807,7 @@
                 <w:sz w:val="18"/>
                 <w:szCs w:val="18"/>
               </w:rPr>
-              <w:t xml:space="preserve">•  The material dropdown on Deposit / Fill / Etch lists only materials already in your stack (Etch adds “(any)”).</w:t>
+              <w:t xml:space="preserve">•  Deposit / Fill can use ANY material in the palette — you don’t need to add liner/fill materials to the stack first. Etch lists the materials present (plus “(any)”).</w:t>
             </w:r>
           </w:p>
           <w:p>
